--- a/4. RESULTADOS/Reconciliacion/T03_muestra_comun.docx
+++ b/4. RESULTADOS/Reconciliacion/T03_muestra_comun.docx
@@ -600,7 +600,7 @@
                 <w:szCs w:val="22"/>
                 <w:color w:val="000000"/>
               </w:rPr>
-              <w:t xml:space="preserve">-0.0154</w:t>
+              <w:t xml:space="preserve">-0.0104</w:t>
             </w:r>
           </w:p>
         </w:tc>
@@ -655,7 +655,7 @@
                 <w:szCs w:val="22"/>
                 <w:color w:val="000000"/>
               </w:rPr>
-              <w:t xml:space="preserve">0.0041</w:t>
+              <w:t xml:space="preserve">0.0040</w:t>
             </w:r>
           </w:p>
         </w:tc>
@@ -710,7 +710,7 @@
                 <w:szCs w:val="22"/>
                 <w:color w:val="000000"/>
               </w:rPr>
-              <w:t xml:space="preserve">0.0002</w:t>
+              <w:t xml:space="preserve">0.0097</w:t>
             </w:r>
           </w:p>
         </w:tc>
@@ -765,7 +765,7 @@
                 <w:szCs w:val="22"/>
                 <w:color w:val="000000"/>
               </w:rPr>
-              <w:t xml:space="preserve">-1.5355</w:t>
+              <w:t xml:space="preserve">-1.0386</w:t>
             </w:r>
           </w:p>
         </w:tc>
@@ -820,7 +820,7 @@
                 <w:szCs w:val="22"/>
                 <w:color w:val="000000"/>
               </w:rPr>
-              <w:t xml:space="preserve">39,463</w:t>
+              <w:t xml:space="preserve">42,786</w:t>
             </w:r>
           </w:p>
         </w:tc>
@@ -875,7 +875,7 @@
                 <w:szCs w:val="22"/>
                 <w:color w:val="000000"/>
               </w:rPr>
-              <w:t xml:space="preserve">4,481</w:t>
+              <w:t xml:space="preserve">4,863</w:t>
             </w:r>
           </w:p>
         </w:tc>
@@ -1045,7 +1045,7 @@
                 <w:szCs w:val="22"/>
                 <w:color w:val="000000"/>
               </w:rPr>
-              <w:t xml:space="preserve">0.0212</w:t>
+              <w:t xml:space="preserve">0.0298</w:t>
             </w:r>
           </w:p>
         </w:tc>
@@ -1100,7 +1100,7 @@
                 <w:szCs w:val="22"/>
                 <w:color w:val="000000"/>
               </w:rPr>
-              <w:t xml:space="preserve">0.0052</w:t>
+              <w:t xml:space="preserve">0.0051</w:t>
             </w:r>
           </w:p>
         </w:tc>
@@ -1210,7 +1210,7 @@
                 <w:szCs w:val="22"/>
                 <w:color w:val="000000"/>
               </w:rPr>
-              <w:t xml:space="preserve">2.1225</w:t>
+              <w:t xml:space="preserve">2.9791</w:t>
             </w:r>
           </w:p>
         </w:tc>
@@ -1265,7 +1265,7 @@
                 <w:szCs w:val="22"/>
                 <w:color w:val="000000"/>
               </w:rPr>
-              <w:t xml:space="preserve">4,481</w:t>
+              <w:t xml:space="preserve">4,863</w:t>
             </w:r>
           </w:p>
         </w:tc>
@@ -1320,7 +1320,7 @@
                 <w:szCs w:val="22"/>
                 <w:color w:val="000000"/>
               </w:rPr>
-              <w:t xml:space="preserve">4,481</w:t>
+              <w:t xml:space="preserve">4,863</w:t>
             </w:r>
           </w:p>
         </w:tc>
